--- a/Dobbys-Culinary-Page-Documentation.docx
+++ b/Dobbys-Culinary-Page-Documentation.docx
@@ -20,230 +20,50 @@
     <w:p>
       <w:pPr>
         <w:spacing w:after="160"/>
-      </w:pPr>
-      <w:r>
         <w:rPr>
           <w:color w:val="333333"/>
           <w:sz w:val="26"/>
           <w:szCs w:val="26"/>
         </w:rPr>
+      </w:pPr>
+      <w:r>
+        <w:rPr>
+          <w:color w:val="333333"/>
+          <w:sz w:val="26"/>
+          <w:szCs w:val="26"/>
+        </w:rPr>
         <w:t>Project Documentation: Dobby’s Culinary Page</w:t>
       </w:r>
     </w:p>
-    <w:tbl>
-      <w:tblPr>
-        <w:tblW w:w="9360" w:type="dxa"/>
-        <w:tblBorders>
-          <w:top w:val="single" w:sz="4" w:space="0" w:color="auto"/>
-          <w:left w:val="single" w:sz="4" w:space="0" w:color="auto"/>
-          <w:bottom w:val="single" w:sz="4" w:space="0" w:color="auto"/>
-          <w:right w:val="single" w:sz="4" w:space="0" w:color="auto"/>
-          <w:insideH w:val="single" w:sz="4" w:space="0" w:color="auto"/>
-          <w:insideV w:val="single" w:sz="4" w:space="0" w:color="auto"/>
-        </w:tblBorders>
-        <w:tblCellMar>
-          <w:left w:w="10" w:type="dxa"/>
-          <w:right w:w="10" w:type="dxa"/>
-        </w:tblCellMar>
-        <w:tblLook w:val="0000"/>
-      </w:tblPr>
-      <w:tblGrid>
-        <w:gridCol w:w="2400"/>
-        <w:gridCol w:w="6960"/>
-      </w:tblGrid>
-      <w:tr>
-        <w:tc>
-          <w:tcPr>
-            <w:tcW w:w="2400" w:type="dxa"/>
-            <w:tcBorders>
-              <w:top w:val="single" w:sz="1" w:space="0" w:color="CCCCCC"/>
-              <w:left w:val="single" w:sz="1" w:space="0" w:color="CCCCCC"/>
-              <w:bottom w:val="single" w:sz="1" w:space="0" w:color="CCCCCC"/>
-              <w:right w:val="single" w:sz="1" w:space="0" w:color="CCCCCC"/>
-            </w:tcBorders>
-            <w:tcMar>
-              <w:top w:w="80" w:type="dxa"/>
-              <w:left w:w="120" w:type="dxa"/>
-              <w:bottom w:w="80" w:type="dxa"/>
-              <w:right w:w="120" w:type="dxa"/>
-            </w:tcMar>
-          </w:tcPr>
-          <w:p>
-            <w:r>
-              <w:t>Student</w:t>
-            </w:r>
-          </w:p>
-        </w:tc>
-        <w:tc>
-          <w:tcPr>
-            <w:tcW w:w="6960" w:type="dxa"/>
-            <w:tcBorders>
-              <w:top w:val="single" w:sz="1" w:space="0" w:color="CCCCCC"/>
-              <w:left w:val="single" w:sz="1" w:space="0" w:color="CCCCCC"/>
-              <w:bottom w:val="single" w:sz="1" w:space="0" w:color="CCCCCC"/>
-              <w:right w:val="single" w:sz="1" w:space="0" w:color="CCCCCC"/>
-            </w:tcBorders>
-            <w:tcMar>
-              <w:top w:w="80" w:type="dxa"/>
-              <w:left w:w="120" w:type="dxa"/>
-              <w:bottom w:w="80" w:type="dxa"/>
-              <w:right w:w="120" w:type="dxa"/>
-            </w:tcMar>
-          </w:tcPr>
-          <w:p>
-            <w:pPr>
-              <w:rPr>
-                <w:lang w:val="bg-BG"/>
-              </w:rPr>
-            </w:pPr>
-            <w:r>
-              <w:rPr>
-                <w:lang w:val="bg-BG"/>
-              </w:rPr>
-              <w:t>Добринка Стефанова</w:t>
-            </w:r>
-          </w:p>
-        </w:tc>
-      </w:tr>
-      <w:tr>
-        <w:tc>
-          <w:tcPr>
-            <w:tcW w:w="2400" w:type="dxa"/>
-            <w:tcBorders>
-              <w:top w:val="single" w:sz="1" w:space="0" w:color="CCCCCC"/>
-              <w:left w:val="single" w:sz="1" w:space="0" w:color="CCCCCC"/>
-              <w:bottom w:val="single" w:sz="1" w:space="0" w:color="CCCCCC"/>
-              <w:right w:val="single" w:sz="1" w:space="0" w:color="CCCCCC"/>
-            </w:tcBorders>
-            <w:tcMar>
-              <w:top w:w="80" w:type="dxa"/>
-              <w:left w:w="120" w:type="dxa"/>
-              <w:bottom w:w="80" w:type="dxa"/>
-              <w:right w:w="120" w:type="dxa"/>
-            </w:tcMar>
-          </w:tcPr>
-          <w:p>
-            <w:r>
-              <w:t>Course</w:t>
-            </w:r>
-          </w:p>
-        </w:tc>
-        <w:tc>
-          <w:tcPr>
-            <w:tcW w:w="6960" w:type="dxa"/>
-            <w:tcBorders>
-              <w:top w:val="single" w:sz="1" w:space="0" w:color="CCCCCC"/>
-              <w:left w:val="single" w:sz="1" w:space="0" w:color="CCCCCC"/>
-              <w:bottom w:val="single" w:sz="1" w:space="0" w:color="CCCCCC"/>
-              <w:right w:val="single" w:sz="1" w:space="0" w:color="CCCCCC"/>
-            </w:tcBorders>
-            <w:tcMar>
-              <w:top w:w="80" w:type="dxa"/>
-              <w:left w:w="120" w:type="dxa"/>
-              <w:bottom w:w="80" w:type="dxa"/>
-              <w:right w:w="120" w:type="dxa"/>
-            </w:tcMar>
-          </w:tcPr>
-          <w:p>
-            <w:r>
-              <w:t>AI-Assisted Development</w:t>
-            </w:r>
-          </w:p>
-        </w:tc>
-      </w:tr>
-      <w:tr>
-        <w:tc>
-          <w:tcPr>
-            <w:tcW w:w="2400" w:type="dxa"/>
-            <w:tcBorders>
-              <w:top w:val="single" w:sz="1" w:space="0" w:color="CCCCCC"/>
-              <w:left w:val="single" w:sz="1" w:space="0" w:color="CCCCCC"/>
-              <w:bottom w:val="single" w:sz="1" w:space="0" w:color="CCCCCC"/>
-              <w:right w:val="single" w:sz="1" w:space="0" w:color="CCCCCC"/>
-            </w:tcBorders>
-            <w:tcMar>
-              <w:top w:w="80" w:type="dxa"/>
-              <w:left w:w="120" w:type="dxa"/>
-              <w:bottom w:w="80" w:type="dxa"/>
-              <w:right w:w="120" w:type="dxa"/>
-            </w:tcMar>
-          </w:tcPr>
-          <w:p>
-            <w:r>
-              <w:t>Date</w:t>
-            </w:r>
-          </w:p>
-        </w:tc>
-        <w:tc>
-          <w:tcPr>
-            <w:tcW w:w="6960" w:type="dxa"/>
-            <w:tcBorders>
-              <w:top w:val="single" w:sz="1" w:space="0" w:color="CCCCCC"/>
-              <w:left w:val="single" w:sz="1" w:space="0" w:color="CCCCCC"/>
-              <w:bottom w:val="single" w:sz="1" w:space="0" w:color="CCCCCC"/>
-              <w:right w:val="single" w:sz="1" w:space="0" w:color="CCCCCC"/>
-            </w:tcBorders>
-            <w:tcMar>
-              <w:top w:w="80" w:type="dxa"/>
-              <w:left w:w="120" w:type="dxa"/>
-              <w:bottom w:w="80" w:type="dxa"/>
-              <w:right w:w="120" w:type="dxa"/>
-            </w:tcMar>
-          </w:tcPr>
-          <w:p>
-            <w:r>
-              <w:t>18 June 2026</w:t>
-            </w:r>
-          </w:p>
-        </w:tc>
-      </w:tr>
-      <w:tr>
-        <w:tc>
-          <w:tcPr>
-            <w:tcW w:w="2400" w:type="dxa"/>
-            <w:tcBorders>
-              <w:top w:val="single" w:sz="1" w:space="0" w:color="CCCCCC"/>
-              <w:left w:val="single" w:sz="1" w:space="0" w:color="CCCCCC"/>
-              <w:bottom w:val="single" w:sz="1" w:space="0" w:color="CCCCCC"/>
-              <w:right w:val="single" w:sz="1" w:space="0" w:color="CCCCCC"/>
-            </w:tcBorders>
-            <w:tcMar>
-              <w:top w:w="80" w:type="dxa"/>
-              <w:left w:w="120" w:type="dxa"/>
-              <w:bottom w:w="80" w:type="dxa"/>
-              <w:right w:w="120" w:type="dxa"/>
-            </w:tcMar>
-          </w:tcPr>
-          <w:p>
-            <w:r>
-              <w:t>AI tool used</w:t>
-            </w:r>
-          </w:p>
-        </w:tc>
-        <w:tc>
-          <w:tcPr>
-            <w:tcW w:w="6960" w:type="dxa"/>
-            <w:tcBorders>
-              <w:top w:val="single" w:sz="1" w:space="0" w:color="CCCCCC"/>
-              <w:left w:val="single" w:sz="1" w:space="0" w:color="CCCCCC"/>
-              <w:bottom w:val="single" w:sz="1" w:space="0" w:color="CCCCCC"/>
-              <w:right w:val="single" w:sz="1" w:space="0" w:color="CCCCCC"/>
-            </w:tcBorders>
-            <w:tcMar>
-              <w:top w:w="80" w:type="dxa"/>
-              <w:left w:w="120" w:type="dxa"/>
-              <w:bottom w:w="80" w:type="dxa"/>
-              <w:right w:w="120" w:type="dxa"/>
-            </w:tcMar>
-          </w:tcPr>
-          <w:p>
-            <w:r>
-              <w:t>Claude Code</w:t>
-            </w:r>
-          </w:p>
-        </w:tc>
-      </w:tr>
-    </w:tbl>
+    <w:p>
+      <w:pPr>
+        <w:spacing w:after="160"/>
+      </w:pPr>
+    </w:p>
+    <w:p>
+      <w:pPr>
+        <w:spacing w:after="160"/>
+      </w:pPr>
+      <w:r>
+        <w:t>Dobrinka Stefanova</w:t>
+      </w:r>
+    </w:p>
+    <w:p>
+      <w:pPr>
+        <w:spacing w:after="160"/>
+      </w:pPr>
+      <w:r>
+        <w:t>Course: AI-Assisted Development</w:t>
+      </w:r>
+    </w:p>
+    <w:p>
+      <w:pPr>
+        <w:spacing w:after="160"/>
+      </w:pPr>
+      <w:r>
+        <w:t>AI tool used: Claude Code</w:t>
+      </w:r>
+    </w:p>
     <w:p>
       <w:pPr>
         <w:spacing w:after="120"/>
@@ -262,13 +82,7 @@
         <w:spacing w:after="120" w:line="276" w:lineRule="auto"/>
       </w:pPr>
       <w:r>
-        <w:t xml:space="preserve">Dobby’s Culinary Page is a small, offline, bilingual (Bulgarian / </w:t>
-      </w:r>
-      <w:r>
-        <w:t xml:space="preserve">English) recipe website. It presents recipes grouped into categories, lets the visitor browse, search and read a full recipe, and switch the entire interface between Bulgarian and English. The whole application runs locally with no database and no network </w:t>
-      </w:r>
-      <w:r>
-        <w:t>calls at runtime — it can be served as a fully static site.</w:t>
+        <w:t>Dobby’s Culinary Page should be a small, offline, bilingual (Bulgarian / English) recipe website. It presents recipes grouped into categories, lets the visitor browse, search and read a full recipe, and switch the entire interface between Bulgarian and English. The whole application runs locally with no database and no network calls at runtime — it can be served as a fully static site.</w:t>
       </w:r>
     </w:p>
     <w:p>
@@ -306,10 +120,7 @@
         <w:spacing w:after="80" w:line="276" w:lineRule="auto"/>
       </w:pPr>
       <w:r>
-        <w:t xml:space="preserve">A bilingual (BG/EN) </w:t>
-      </w:r>
-      <w:r>
-        <w:t>interface with a language toggle that switches both the UI labels and the recipe content, and remembers the choice between visits.</w:t>
+        <w:t>A bilingual (BG/EN) interface with a language toggle that switches both the UI labels and the recipe content, and remembers the choice between visits.</w:t>
       </w:r>
     </w:p>
     <w:p>
@@ -335,10 +146,7 @@
         <w:spacing w:after="80" w:line="276" w:lineRule="auto"/>
       </w:pPr>
       <w:r>
-        <w:t>Sear</w:t>
-      </w:r>
-      <w:r>
-        <w:t>ch by recipe name or ingredient, and filtering by category (a parent category such as Desserts shows all of its subgroups).</w:t>
+        <w:t>Search by recipe name or ingredient, and filtering by category (a parent category such as Desserts shows all of its subgroups).</w:t>
       </w:r>
     </w:p>
     <w:p>
@@ -487,10 +295,7 @@
           </w:tcPr>
           <w:p>
             <w:r>
-              <w:t xml:space="preserve">Next.js </w:t>
-            </w:r>
-            <w:r>
-              <w:t>15 (App Router) + React 19</w:t>
+              <w:t>Next.js 15 (App Router) + React 19</w:t>
             </w:r>
           </w:p>
         </w:tc>
@@ -729,6 +534,75 @@
     <w:p>
       <w:pPr>
         <w:pStyle w:val="1"/>
+        <w:rPr>
+          <w:b w:val="0"/>
+          <w:bCs w:val="0"/>
+          <w:color w:val="auto"/>
+          <w:sz w:val="22"/>
+          <w:szCs w:val="22"/>
+        </w:rPr>
+      </w:pPr>
+    </w:p>
+    <w:p>
+      <w:pPr>
+        <w:pStyle w:val="1"/>
+        <w:rPr>
+          <w:b w:val="0"/>
+          <w:bCs w:val="0"/>
+          <w:color w:val="auto"/>
+          <w:sz w:val="22"/>
+          <w:szCs w:val="22"/>
+        </w:rPr>
+      </w:pPr>
+      <w:r>
+        <w:rPr>
+          <w:b w:val="0"/>
+          <w:bCs w:val="0"/>
+          <w:color w:val="auto"/>
+          <w:sz w:val="22"/>
+          <w:szCs w:val="22"/>
+        </w:rPr>
+        <w:t>That was the first prompt for the project.</w:t>
+      </w:r>
+    </w:p>
+    <w:p>
+      <w:pPr>
+        <w:pStyle w:val="1"/>
+        <w:rPr>
+          <w:b w:val="0"/>
+          <w:bCs w:val="0"/>
+          <w:color w:val="auto"/>
+          <w:sz w:val="22"/>
+          <w:szCs w:val="22"/>
+        </w:rPr>
+      </w:pPr>
+      <w:r>
+        <w:rPr>
+          <w:b w:val="0"/>
+          <w:bCs w:val="0"/>
+          <w:color w:val="auto"/>
+          <w:sz w:val="22"/>
+          <w:szCs w:val="22"/>
+        </w:rPr>
+        <w:lastRenderedPageBreak/>
+        <w:t>After that there was a several small prompts, related with formatting and adding new recipes.</w:t>
+      </w:r>
+    </w:p>
+    <w:p>
+      <w:pPr>
+        <w:pStyle w:val="1"/>
+        <w:rPr>
+          <w:b w:val="0"/>
+          <w:bCs w:val="0"/>
+          <w:color w:val="auto"/>
+          <w:sz w:val="22"/>
+          <w:szCs w:val="22"/>
+        </w:rPr>
+      </w:pPr>
+    </w:p>
+    <w:p>
+      <w:pPr>
+        <w:pStyle w:val="1"/>
       </w:pPr>
       <w:r>
         <w:t>2. System Architecture — Modules</w:t>
@@ -739,14 +613,7 @@
         <w:spacing w:after="120" w:line="276" w:lineRule="auto"/>
       </w:pPr>
       <w:r>
-        <w:t xml:space="preserve">Using AI, the system was broken into five technological modules. A deliberate design decision was to keep all logic (data, translation, filtering) as pure functions, separate from the React UI, </w:t>
-      </w:r>
-      <w:r>
-        <w:lastRenderedPageBreak/>
-        <w:t>so that the core behaviour could be unit-tested deterministica</w:t>
-      </w:r>
-      <w:r>
-        <w:t>lly and offline. The interactive UI layer is then a thin shell on top of that tested logic.</w:t>
+        <w:t>Using AI, the system was broken into five technological modules. A deliberate design decision was to keep all logic (data, translation, filtering) as pure functions, separate from the React UI, so that the core behaviour could be unit-tested deterministically and offline. The interactive UI layer is then a thin shell on top of that tested logic.</w:t>
       </w:r>
     </w:p>
     <w:tbl>
@@ -944,10 +811,7 @@
           </w:tcPr>
           <w:p>
             <w:r>
-              <w:t>2.</w:t>
-            </w:r>
-            <w:r>
-              <w:t xml:space="preserve"> Internationalization</w:t>
+              <w:t>2. Internationalization</w:t>
             </w:r>
           </w:p>
         </w:tc>
@@ -1221,10 +1085,7 @@
         <w:t xml:space="preserve">Working method. </w:t>
       </w:r>
       <w:r>
-        <w:t xml:space="preserve">Each module followed the same human-in-the-loop </w:t>
-      </w:r>
-      <w:r>
-        <w:t>loop: the AI proposed the scope and design, I reviewed and approved it, the AI implemented exactly that module with focused tests, I ran the tests myself, and only then did we commit and move on. No module advanced until its tests were green.</w:t>
+        <w:t>Each module followed the same human-in-the-loop loop: the AI proposed the scope and design, I reviewed and approved it, the AI implemented exactly that module with focused tests, I ran the tests myself, and only then did we commit and move on. No module advanced until its tests were green.</w:t>
       </w:r>
     </w:p>
     <w:p>
@@ -1232,10 +1093,7 @@
         <w:pStyle w:val="2"/>
       </w:pPr>
       <w:r>
-        <w:t>Module 1 — Re</w:t>
-      </w:r>
-      <w:r>
-        <w:t>cipe Data &amp; Schema</w:t>
+        <w:t>Module 1 — Recipe Data &amp; Schema</w:t>
       </w:r>
     </w:p>
     <w:p>
@@ -1255,10 +1113,7 @@
         <w:t xml:space="preserve">Approach &amp; reasoning. </w:t>
       </w:r>
       <w:r>
-        <w:t>Treat recipe content as plain data so the whole app builds on one source of truth. Each recipe has bilingual name/ingredients/steps, a duration and a photo filename; categories form a tree where Desserts is a parent</w:t>
-      </w:r>
-      <w:r>
-        <w:t xml:space="preserve"> of leaf subgroups. A validator catches data mistakes automatically.</w:t>
+        <w:t>Treat recipe content as plain data so the whole app builds on one source of truth. Each recipe has bilingual name/ingredients/steps, a duration and a photo filename; categories form a tree where Desserts is a parent of leaf subgroups. A validator catches data mistakes automatically.</w:t>
       </w:r>
     </w:p>
     <w:p>
@@ -1278,10 +1133,7 @@
         <w:t xml:space="preserve">Step-by-step workflow. </w:t>
       </w:r>
       <w:r>
-        <w:t>Asked the AI to generate the category tree and eight recipes (one per leaf section, including Healthy) in BG + EN, then a validateRecipe / validateDataset pair retu</w:t>
-      </w:r>
-      <w:r>
-        <w:t>rning lists of errors, then unit tests.</w:t>
+        <w:t>Asked the AI to generate the category tree and eight recipes (one per leaf section, including Healthy) in BG + EN, then a validateRecipe / validateDataset pair returning lists of errors, then unit tests.</w:t>
       </w:r>
     </w:p>
     <w:p>
@@ -1301,10 +1153,7 @@
         <w:t xml:space="preserve">Testing strategy. </w:t>
       </w:r>
       <w:r>
-        <w:t>11 Vitest tests: a complete recipe passes; recipes missing duration/photo/ingredients or a non-bilingual name fail; the shipped dataset is valid and every leaf category has at least one recipe; dupl</w:t>
-      </w:r>
-      <w:r>
-        <w:t>icate slugs and unknown categories are reported.</w:t>
+        <w:t>11 Vitest tests: a complete recipe passes; recipes missing duration/photo/ingredients or a non-bilingual name fail; the shipped dataset is valid and every leaf category has at least one recipe; duplicate slugs and unknown categories are reported.</w:t>
       </w:r>
     </w:p>
     <w:p>
@@ -1321,6 +1170,7 @@
           <w:b/>
           <w:bCs/>
         </w:rPr>
+        <w:lastRenderedPageBreak/>
         <w:t xml:space="preserve">AI tool &amp; why. </w:t>
       </w:r>
       <w:r>
@@ -1344,10 +1194,7 @@
         <w:t xml:space="preserve">Key prompts. </w:t>
       </w:r>
       <w:r>
-        <w:t>“Build a bilingual offline recipe site with these categories … each recipe need</w:t>
-      </w:r>
-      <w:r>
-        <w:t>s required products, duration, preparation method and a photo”; then “confirmed” / “next” to implement; and the explicit requirement that the tests prove every section has a recipe.</w:t>
+        <w:t>“Build a bilingual offline recipe site with these categories … each recipe needs required products, duration, preparation method and a photo”; then “confirmed” / “next” to implement; and the explicit requirement that the tests prove every section has a recipe.</w:t>
       </w:r>
     </w:p>
     <w:p>
@@ -1372,14 +1219,10 @@
           <w:b/>
           <w:bCs/>
         </w:rPr>
-        <w:lastRenderedPageBreak/>
         <w:t xml:space="preserve">Approach &amp; reasoning. </w:t>
       </w:r>
       <w:r>
-        <w:t>Keep transla</w:t>
-      </w:r>
-      <w:r>
-        <w:t>tion a pure lookup — t(key, lang) for UI labels and getField(obj, field, lang) for recipe fields — with a clear fallback chain, then layer a React context that stores the active language and persists it.</w:t>
+        <w:t>Keep translation a pure lookup — t(key, lang) for UI labels and getField(obj, field, lang) for recipe fields — with a clear fallback chain, then layer a React context that stores the active language and persists it.</w:t>
       </w:r>
     </w:p>
     <w:p>
@@ -1399,10 +1242,7 @@
         <w:t xml:space="preserve">Step-by-step workflow. </w:t>
       </w:r>
       <w:r>
-        <w:t>Generated the BG/EN label dic</w:t>
-      </w:r>
-      <w:r>
-        <w:t>tionary, the pure helpers, and a LanguageProvider context backed by localStorage, with t() bound to the current language and a toggle.</w:t>
+        <w:t>Generated the BG/EN label dictionary, the pure helpers, and a LanguageProvider context backed by localStorage, with t() bound to the current language and a toggle.</w:t>
       </w:r>
     </w:p>
     <w:p>
@@ -1422,10 +1262,7 @@
         <w:t xml:space="preserve">Testing strategy. </w:t>
       </w:r>
       <w:r>
-        <w:t>12 tests: correct labels per language, graceful fallback for missing keys/languages, and a real React r</w:t>
-      </w:r>
-      <w:r>
-        <w:t>ender that toggles BG→EN and verifies persistence and restore-on-mount.</w:t>
+        <w:t>12 tests: correct labels per language, graceful fallback for missing keys/languages, and a real React render that toggles BG→EN and verifies persistence and restore-on-mount.</w:t>
       </w:r>
     </w:p>
     <w:p>
@@ -1465,10 +1302,7 @@
         <w:t xml:space="preserve">Key prompts. </w:t>
       </w:r>
       <w:r>
-        <w:t>“next” to proceed; plus a design discussion captured in the buil</w:t>
-      </w:r>
-      <w:r>
-        <w:t>d (the toggle shows the language you switch to; restore the saved language after mount to keep the prerendered HTML stable).</w:t>
+        <w:t>“next” to proceed; plus a design discussion captured in the build (the toggle shows the language you switch to; restore the saved language after mount to keep the prerendered HTML stable).</w:t>
       </w:r>
     </w:p>
     <w:p>
@@ -1496,10 +1330,7 @@
         <w:t xml:space="preserve">Approach &amp; reasoning. </w:t>
       </w:r>
       <w:r>
-        <w:t xml:space="preserve">Pure functions over the dataset: filterByCategory (a parent category resolves to </w:t>
-      </w:r>
-      <w:r>
-        <w:t>all of its leaf subgroups) and searchRecipes (match the name or any ingredient, case-insensitively, in the active language).</w:t>
+        <w:t>Pure functions over the dataset: filterByCategory (a parent category resolves to all of its leaf subgroups) and searchRecipes (match the name or any ingredient, case-insensitively, in the active language).</w:t>
       </w:r>
     </w:p>
     <w:p>
@@ -1519,10 +1350,7 @@
         <w:t xml:space="preserve">Step-by-step workflow. </w:t>
       </w:r>
       <w:r>
-        <w:t>Generated a tree-traversal helper, the two functions and their tests; later lifted a shared localize() helpe</w:t>
-      </w:r>
-      <w:r>
-        <w:t>r into the i18n module to remove duplication, and re-ran every test to confirm no regression.</w:t>
+        <w:t>Generated a tree-traversal helper, the two functions and their tests; later lifted a shared localize() helper into the i18n module to remove duplication, and re-ran every test to confirm no regression.</w:t>
       </w:r>
     </w:p>
     <w:p>
@@ -1542,10 +1370,7 @@
         <w:t xml:space="preserve">Testing strategy. </w:t>
       </w:r>
       <w:r>
-        <w:t>12 tests: leaf vs parent filtering (Desserts returns its four recipes), an ingredient-only match (“lemon” finds Baked trout), case-insensitivity</w:t>
-      </w:r>
-      <w:r>
-        <w:t>, and an empty query returning all recipes.</w:t>
+        <w:t>12 tests: leaf vs parent filtering (Desserts returns its four recipes), an ingredient-only match (“lemon” finds Baked trout), case-insensitivity, and an empty query returning all recipes.</w:t>
       </w:r>
     </w:p>
     <w:p>
@@ -1585,10 +1410,7 @@
         <w:t xml:space="preserve">Key prompts. </w:t>
       </w:r>
       <w:r>
-        <w:t>“next”; the DRY refactor was proposed by the AI and verified by re-running all tes</w:t>
-      </w:r>
-      <w:r>
-        <w:t>ts.</w:t>
+        <w:t>“next”; the DRY refactor was proposed by the AI and verified by re-running all tests.</w:t>
       </w:r>
     </w:p>
     <w:p>
@@ -1616,10 +1438,7 @@
         <w:t xml:space="preserve">Approach &amp; reasoning. </w:t>
       </w:r>
       <w:r>
-        <w:t>Small presentational React components that read the active language from context: RecipeCard, RecipeDetail, CategoryNav (with nested subgroups), SearchBar, and RecipeImage with a graceful placeholder so th</w:t>
-      </w:r>
-      <w:r>
-        <w:t>e page never looks broken.</w:t>
+        <w:t>Small presentational React components that read the active language from context: RecipeCard, RecipeDetail, CategoryNav (with nested subgroups), SearchBar, and RecipeImage with a graceful placeholder so the page never looks broken.</w:t>
       </w:r>
     </w:p>
     <w:p>
@@ -1636,6 +1455,7 @@
           <w:b/>
           <w:bCs/>
         </w:rPr>
+        <w:lastRenderedPageBreak/>
         <w:t xml:space="preserve">Step-by-step workflow. </w:t>
       </w:r>
       <w:r>
@@ -1659,10 +1479,7 @@
         <w:t xml:space="preserve">Testing strategy. </w:t>
       </w:r>
       <w:r>
-        <w:t xml:space="preserve">9 React Testing Library tests: the card shows the </w:t>
-      </w:r>
-      <w:r>
-        <w:t>name/duration in the selected language and the image source; the image falls back to a placeholder when the photo is missing or fails to load; the nav renders nested subgroups; the search box emits its changes.</w:t>
+        <w:t>9 React Testing Library tests: the card shows the name/duration in the selected language and the image source; the image falls back to a placeholder when the photo is missing or fails to load; the nav renders nested subgroups; the search box emits its changes.</w:t>
       </w:r>
     </w:p>
     <w:p>
@@ -1679,14 +1496,10 @@
           <w:b/>
           <w:bCs/>
         </w:rPr>
-        <w:lastRenderedPageBreak/>
         <w:t xml:space="preserve">AI tool &amp; why. </w:t>
       </w:r>
       <w:r>
-        <w:t>Claude Code — multi-file compo</w:t>
-      </w:r>
-      <w:r>
-        <w:t>nent generation, test mocking and execution in one pass.</w:t>
+        <w:t>Claude Code — multi-file component generation, test mocking and execution in one pass.</w:t>
       </w:r>
     </w:p>
     <w:p>
@@ -1734,10 +1547,7 @@
         <w:t xml:space="preserve">Approach &amp; reasoning. </w:t>
       </w:r>
       <w:r>
-        <w:t>Wire everything into Next.js App Router pages. Static export needs generateStati</w:t>
-      </w:r>
-      <w:r>
-        <w:t>cParams (a server-only export) while the UI needs React context (client only), so each dynamic route is a thin server page that delegates to a client view, and the LanguageProvider lives in the root layout.</w:t>
+        <w:t>Wire everything into Next.js App Router pages. Static export needs generateStaticParams (a server-only export) while the UI needs React context (client only), so each dynamic route is a thin server page that delegates to a client view, and the LanguageProvider lives in the root layout.</w:t>
       </w:r>
     </w:p>
     <w:p>
@@ -1757,10 +1567,7 @@
         <w:t xml:space="preserve">Step-by-step workflow. </w:t>
       </w:r>
       <w:r>
-        <w:t>Built the header (nav + la</w:t>
-      </w:r>
-      <w:r>
-        <w:t>nguage toggle), the home page (category nav + live search + recipe grid), per-category and per-recipe routes, and the Contacts page; configured next.config for static export; then verified with a production build and a live browser preview.</w:t>
+        <w:t>Built the header (nav + language toggle), the home page (category nav + live search + recipe grid), per-category and per-recipe routes, and the Contacts page; configured next.config for static export; then verified with a production build and a live browser preview.</w:t>
       </w:r>
     </w:p>
     <w:p>
@@ -1777,17 +1584,30 @@
           <w:b/>
           <w:bCs/>
         </w:rPr>
-        <w:t>Testing strateg</w:t>
-      </w:r>
+        <w:t xml:space="preserve">Testing strategy. </w:t>
+      </w:r>
+      <w:r>
+        <w:t>5 component tests (grid, category view, header toggle), a successful static build generating 22 pages, and live verification — the toggle flips the whole UI BG↔EN, a recipe page shows all required fields, and the console is error-free.</w:t>
+      </w:r>
+    </w:p>
+    <w:p>
+      <w:pPr>
+        <w:pStyle w:val="a4"/>
+        <w:numPr>
+          <w:ilvl w:val="0"/>
+          <w:numId w:val="2"/>
+        </w:numPr>
+        <w:spacing w:after="80" w:line="276" w:lineRule="auto"/>
+      </w:pPr>
       <w:r>
         <w:rPr>
           <w:b/>
           <w:bCs/>
         </w:rPr>
-        <w:t xml:space="preserve">y. </w:t>
-      </w:r>
-      <w:r>
-        <w:t>5 component tests (grid, category view, header toggle), a successful static build generating 22 pages, and live verification — the toggle flips the whole UI BG↔EN, a recipe page shows all required fields, and the console is error-free.</w:t>
+        <w:t xml:space="preserve">AI tool &amp; why. </w:t>
+      </w:r>
+      <w:r>
+        <w:t>Claude Code — generated the pages and used its built-in browser preview to confirm the running site and capture evidence.</w:t>
       </w:r>
     </w:p>
     <w:p>
@@ -1804,33 +1624,33 @@
           <w:b/>
           <w:bCs/>
         </w:rPr>
-        <w:t xml:space="preserve">AI tool &amp; why. </w:t>
-      </w:r>
-      <w:r>
-        <w:t>Claude Code — generated the pages and used its built-in browser preview to confirm the running site and capture evidence.</w:t>
-      </w:r>
-    </w:p>
-    <w:p>
-      <w:pPr>
-        <w:pStyle w:val="a4"/>
-        <w:numPr>
-          <w:ilvl w:val="0"/>
-          <w:numId w:val="2"/>
-        </w:numPr>
-        <w:spacing w:after="80" w:line="276" w:lineRule="auto"/>
+        <w:t xml:space="preserve">Key prompts. </w:t>
+      </w:r>
+      <w:r>
+        <w:t>“next” to wire the pages; “how to run the website”; and “the images are in Downloads — can you insert them”, which added the eight real recipe photos to public/images.</w:t>
+      </w:r>
+    </w:p>
+    <w:p>
+      <w:pPr>
+        <w:spacing w:after="120" w:line="276" w:lineRule="auto"/>
       </w:pPr>
       <w:r>
         <w:rPr>
           <w:b/>
           <w:bCs/>
         </w:rPr>
-        <w:t xml:space="preserve">Key prompts. </w:t>
-      </w:r>
-      <w:r>
-        <w:t xml:space="preserve">“next” to wire the pages; “how to run the website”; and “the images are in Downloads — can you insert them”, which added </w:t>
-      </w:r>
-      <w:r>
-        <w:t>the eight real recipe photos to public/images.</w:t>
+        <w:t xml:space="preserve">Result: </w:t>
+      </w:r>
+      <w:r>
+        <w:t>49 automated tests pass across the five modules, and the production build generates 22 static pages.</w:t>
+      </w:r>
+    </w:p>
+    <w:p>
+      <w:pPr>
+        <w:pStyle w:val="1"/>
+      </w:pPr>
+      <w:r>
+        <w:t>4. Challenges &amp; Tool Comparison</w:t>
       </w:r>
     </w:p>
     <w:p>
@@ -1842,18 +1662,73 @@
           <w:b/>
           <w:bCs/>
         </w:rPr>
-        <w:t xml:space="preserve">Result: </w:t>
-      </w:r>
-      <w:r>
-        <w:t>49 automated tests pass across the five modules, and the production build generates 22 static pages.</w:t>
-      </w:r>
-    </w:p>
-    <w:p>
-      <w:pPr>
-        <w:pStyle w:val="1"/>
-      </w:pPr>
-      <w:r>
-        <w:t>4. Challenges &amp; Tool Comparison</w:t>
+        <w:t>Biggest challenges.</w:t>
+      </w:r>
+    </w:p>
+    <w:p>
+      <w:pPr>
+        <w:pStyle w:val="a4"/>
+        <w:numPr>
+          <w:ilvl w:val="0"/>
+          <w:numId w:val="3"/>
+        </w:numPr>
+        <w:spacing w:after="80" w:line="276" w:lineRule="auto"/>
+      </w:pPr>
+      <w:r>
+        <w:t>Static export + dynamic routes. Combining Next.js static export with generateStaticParams for the [id] and [slug] routes while still using React context. Solved by splitting each dynamic route into a server page (which exports generateStaticParams) that renders a client view component, with the LanguageProvider in the root layout supplying context to all client components.</w:t>
+      </w:r>
+    </w:p>
+    <w:p>
+      <w:pPr>
+        <w:pStyle w:val="a4"/>
+        <w:numPr>
+          <w:ilvl w:val="0"/>
+          <w:numId w:val="3"/>
+        </w:numPr>
+        <w:spacing w:after="80" w:line="276" w:lineRule="auto"/>
+      </w:pPr>
+      <w:r>
+        <w:t>Testing next/link. The Next.js Link component needs the App Router context and throws when rendered in jsdom. Solved by mocking next/link as a plain anchor inside the render tests.</w:t>
+      </w:r>
+    </w:p>
+    <w:p>
+      <w:pPr>
+        <w:pStyle w:val="a4"/>
+        <w:numPr>
+          <w:ilvl w:val="0"/>
+          <w:numId w:val="3"/>
+        </w:numPr>
+        <w:spacing w:after="80" w:line="276" w:lineRule="auto"/>
+      </w:pPr>
+      <w:r>
+        <w:lastRenderedPageBreak/>
+        <w:t>Offline images and missing photos. Static export cannot use Next’s image optimizer (so images are served unoptimized), and the site had to look complete before real photos existed. Solved with a RecipeImage component that swaps to a styled placeholder via onError.</w:t>
+      </w:r>
+    </w:p>
+    <w:p>
+      <w:pPr>
+        <w:pStyle w:val="a4"/>
+        <w:numPr>
+          <w:ilvl w:val="0"/>
+          <w:numId w:val="3"/>
+        </w:numPr>
+        <w:spacing w:after="80" w:line="276" w:lineRule="auto"/>
+      </w:pPr>
+      <w:r>
+        <w:t>Bilingual state without a database. Persisting the chosen language across reloads. Solved with a localStorage-backed context that restores the language after mount, keeping the prerendered HTML stable.</w:t>
+      </w:r>
+    </w:p>
+    <w:p>
+      <w:pPr>
+        <w:pStyle w:val="a4"/>
+        <w:numPr>
+          <w:ilvl w:val="0"/>
+          <w:numId w:val="3"/>
+        </w:numPr>
+        <w:spacing w:after="80" w:line="276" w:lineRule="auto"/>
+      </w:pPr>
+      <w:r>
+        <w:t>Environment detail. The recipe photos were saved in a redirected Downloads folder; the eight files were matched to the recipe data by filename and copied into public/images.</w:t>
       </w:r>
     </w:p>
     <w:p>
@@ -1865,88 +1740,15 @@
           <w:b/>
           <w:bCs/>
         </w:rPr>
-        <w:t>Biggest challenges.</w:t>
-      </w:r>
-    </w:p>
-    <w:p>
-      <w:pPr>
-        <w:pStyle w:val="a4"/>
-        <w:numPr>
-          <w:ilvl w:val="0"/>
-          <w:numId w:val="3"/>
-        </w:numPr>
-        <w:spacing w:after="80" w:line="276" w:lineRule="auto"/>
-      </w:pPr>
-      <w:r>
-        <w:t>Static export + dynamic routes. Combining Next.j</w:t>
-      </w:r>
-      <w:r>
-        <w:t>s static export with generateStaticParams for the [id] and [slug] routes while still using React context. Solved by splitting each dynamic route into a server page (which exports generateStaticParams) that renders a client view component, with the Language</w:t>
-      </w:r>
-      <w:r>
-        <w:t>Provider in the root layout supplying context to all client components.</w:t>
-      </w:r>
-    </w:p>
-    <w:p>
-      <w:pPr>
-        <w:pStyle w:val="a4"/>
-        <w:numPr>
-          <w:ilvl w:val="0"/>
-          <w:numId w:val="3"/>
-        </w:numPr>
-        <w:spacing w:after="80" w:line="276" w:lineRule="auto"/>
-      </w:pPr>
-      <w:r>
-        <w:t>Testing next/link. The Next.js Link component needs the App Router context and throws when rendered in jsdom. Solved by mocking next/link as a plain anchor inside the render tests.</w:t>
-      </w:r>
-    </w:p>
-    <w:p>
-      <w:pPr>
-        <w:pStyle w:val="a4"/>
-        <w:numPr>
-          <w:ilvl w:val="0"/>
-          <w:numId w:val="3"/>
-        </w:numPr>
-        <w:spacing w:after="80" w:line="276" w:lineRule="auto"/>
-      </w:pPr>
-      <w:r>
-        <w:t>Off</w:t>
-      </w:r>
-      <w:r>
-        <w:t>line images and missing photos. Static export cannot use Next’s image optimizer (so images are served unoptimized), and the site had to look complete before real photos existed. Solved with a RecipeImage component that swaps to a styled placeholder via onE</w:t>
-      </w:r>
-      <w:r>
-        <w:t>rror.</w:t>
-      </w:r>
-    </w:p>
-    <w:p>
-      <w:pPr>
-        <w:pStyle w:val="a4"/>
-        <w:numPr>
-          <w:ilvl w:val="0"/>
-          <w:numId w:val="3"/>
-        </w:numPr>
-        <w:spacing w:after="80" w:line="276" w:lineRule="auto"/>
-      </w:pPr>
-      <w:r>
-        <w:t>Bilingual state without a database. Persisting the chosen language across reloads. Solved with a localStorage-backed context that restores the language after mount, keeping the prerendered HTML stable.</w:t>
-      </w:r>
-    </w:p>
-    <w:p>
-      <w:pPr>
-        <w:pStyle w:val="a4"/>
-        <w:numPr>
-          <w:ilvl w:val="0"/>
-          <w:numId w:val="3"/>
-        </w:numPr>
-        <w:spacing w:after="80" w:line="276" w:lineRule="auto"/>
-      </w:pPr>
-      <w:r>
-        <w:lastRenderedPageBreak/>
-        <w:t>Environment detail. The recipe photos were saved</w:t>
-      </w:r>
-      <w:r>
-        <w:t xml:space="preserve"> in a redirected Downloads folder; the eight files were matched to the recipe data by filename and copied into public/images.</w:t>
+        <w:t>Which tool helped most and why.</w:t>
+      </w:r>
+    </w:p>
+    <w:p>
+      <w:pPr>
+        <w:spacing w:after="120" w:line="276" w:lineRule="auto"/>
+      </w:pPr>
+      <w:r>
+        <w:t>Claude Code was used throughout. The deciding advantage for this project was that it could edit many files at once, run the Vitest suite and the production build, and drive a live browser preview — so every module was implemented, tested and visually confirmed before moving on. For comparison, inline-completion tools such as GitHub Copilot are strongest at line-level autocomplete within a single file, and Cursor offers file-aware chat edits; the end-to-end “write → test → build → preview” loop is what made Claude Code the best fit here. (Other tools were not used in this project.)</w:t>
       </w:r>
     </w:p>
     <w:p>
@@ -1958,183 +1760,71 @@
           <w:b/>
           <w:bCs/>
         </w:rPr>
-        <w:t>Which tool helped most and why.</w:t>
+        <w:t>What I would improve.</w:t>
+      </w:r>
+    </w:p>
+    <w:p>
+      <w:pPr>
+        <w:pStyle w:val="a4"/>
+        <w:numPr>
+          <w:ilvl w:val="0"/>
+          <w:numId w:val="2"/>
+        </w:numPr>
+        <w:spacing w:after="80" w:line="276" w:lineRule="auto"/>
+      </w:pPr>
+      <w:r>
+        <w:t>Add more recipes per category and compress/optimize the photos.</w:t>
+      </w:r>
+    </w:p>
+    <w:p>
+      <w:pPr>
+        <w:pStyle w:val="a4"/>
+        <w:numPr>
+          <w:ilvl w:val="0"/>
+          <w:numId w:val="2"/>
+        </w:numPr>
+        <w:spacing w:after="80" w:line="276" w:lineRule="auto"/>
+      </w:pPr>
+      <w:r>
+        <w:t>Highlight the matched term in search results and set the &lt;html lang&gt; attribute dynamically on toggle.</w:t>
+      </w:r>
+    </w:p>
+    <w:p>
+      <w:pPr>
+        <w:pStyle w:val="a4"/>
+        <w:numPr>
+          <w:ilvl w:val="0"/>
+          <w:numId w:val="2"/>
+        </w:numPr>
+        <w:spacing w:after="80" w:line="276" w:lineRule="auto"/>
+      </w:pPr>
+      <w:r>
+        <w:t>Add end-to-end tests (e.g. Playwright) and a dedicated accessibility pass.</w:t>
+      </w:r>
+    </w:p>
+    <w:p>
+      <w:pPr>
+        <w:pStyle w:val="1"/>
+      </w:pPr>
+      <w:r>
+        <w:t>5. Working System Evidence</w:t>
       </w:r>
     </w:p>
     <w:p>
       <w:pPr>
         <w:spacing w:after="120" w:line="276" w:lineRule="auto"/>
-      </w:pPr>
-      <w:r>
-        <w:t>Claude Code was used throughout. The deciding advantage for this project was that it could edit many files at once, run the Vitest suite and the production build, and drive a live browser preview — so every module was implemented, tested and visually confi</w:t>
-      </w:r>
-      <w:r>
-        <w:t xml:space="preserve">rmed before moving on. For comparison, inline-completion tools such as GitHub Copilot are strongest at line-level autocomplete within a single file, and Cursor offers file-aware chat edits; the end-to-end “write → test → build → preview” loop is what made </w:t>
-      </w:r>
-      <w:r>
-        <w:t>Claude Code the best fit here. (Other tools were not used in this project.)</w:t>
-      </w:r>
-    </w:p>
-    <w:p>
-      <w:pPr>
-        <w:spacing w:after="120" w:line="276" w:lineRule="auto"/>
-      </w:pPr>
-      <w:r>
-        <w:rPr>
-          <w:b/>
-          <w:bCs/>
-        </w:rPr>
-        <w:t>What I would improve.</w:t>
-      </w:r>
-    </w:p>
-    <w:p>
-      <w:pPr>
-        <w:pStyle w:val="a4"/>
-        <w:numPr>
-          <w:ilvl w:val="0"/>
-          <w:numId w:val="2"/>
-        </w:numPr>
-        <w:spacing w:after="80" w:line="276" w:lineRule="auto"/>
-      </w:pPr>
-      <w:r>
-        <w:t>Add more recipes per category and compress/optimize the photos.</w:t>
-      </w:r>
-    </w:p>
-    <w:p>
-      <w:pPr>
-        <w:pStyle w:val="a4"/>
-        <w:numPr>
-          <w:ilvl w:val="0"/>
-          <w:numId w:val="2"/>
-        </w:numPr>
-        <w:spacing w:after="80" w:line="276" w:lineRule="auto"/>
-      </w:pPr>
-      <w:r>
-        <w:t xml:space="preserve">Highlight the matched term in search results and set the &lt;html lang&gt; attribute dynamically on </w:t>
-      </w:r>
-      <w:r>
-        <w:t>toggle.</w:t>
-      </w:r>
-    </w:p>
-    <w:p>
-      <w:pPr>
-        <w:pStyle w:val="a4"/>
-        <w:numPr>
-          <w:ilvl w:val="0"/>
-          <w:numId w:val="2"/>
-        </w:numPr>
-        <w:spacing w:after="80" w:line="276" w:lineRule="auto"/>
-      </w:pPr>
-      <w:r>
-        <w:t>Add end-to-end tests (e.g. Playwright) and a dedicated accessibility pass.</w:t>
-      </w:r>
-    </w:p>
-    <w:p>
-      <w:pPr>
-        <w:pStyle w:val="1"/>
-      </w:pPr>
-      <w:r>
-        <w:t>5. Working System Evidence</w:t>
-      </w:r>
-    </w:p>
-    <w:p>
-      <w:pPr>
-        <w:spacing w:after="120" w:line="276" w:lineRule="auto"/>
-      </w:pPr>
-      <w:r>
-        <w:t>The system was verified during development: all 49 automated tests pass, the production build outputs 22 static pages, and the live site runs with</w:t>
-      </w:r>
-      <w:r>
-        <w:t xml:space="preserve"> no console errors. Insert the two screenshots below before submitting.</w:t>
-      </w:r>
-    </w:p>
-    <w:p>
-      <w:pPr>
-        <w:pBdr>
-          <w:top w:val="dashed" w:sz="6" w:space="6" w:color="999999"/>
-          <w:left w:val="dashed" w:sz="6" w:space="6" w:color="999999"/>
-          <w:bottom w:val="dashed" w:sz="6" w:space="6" w:color="999999"/>
-          <w:right w:val="dashed" w:sz="6" w:space="6" w:color="999999"/>
-        </w:pBdr>
-        <w:shd w:val="clear" w:color="auto" w:fill="F7F7F7"/>
-        <w:spacing w:before="120" w:after="60"/>
-        <w:jc w:val="center"/>
-      </w:pPr>
-      <w:r>
-        <w:br/>
-      </w:r>
-      <w:r>
-        <w:br/>
-      </w:r>
-      <w:r>
-        <w:rPr>
-          <w:i/>
-          <w:iCs/>
-          <w:color w:val="666666"/>
-        </w:rPr>
-        <w:t>[ Paste Screenshot 1 here ]</w:t>
-      </w:r>
-      <w:r>
-        <w:br/>
-      </w:r>
-      <w:r>
-        <w:br/>
-      </w:r>
-    </w:p>
-    <w:p>
-      <w:pPr>
-        <w:spacing w:after="200"/>
-        <w:jc w:val="center"/>
-      </w:pPr>
-      <w:r>
         <w:rPr>
           <w:i/>
           <w:iCs/>
           <w:color w:val="666666"/>
           <w:sz w:val="18"/>
           <w:szCs w:val="18"/>
-        </w:rPr>
-        <w:t>Screenshot 1 — Test suite passing. Produced by running “npm test” (expected: 49 passed across 5 files).</w:t>
-      </w:r>
-    </w:p>
-    <w:p>
-      <w:pPr>
-        <w:pBdr>
-          <w:top w:val="dashed" w:sz="6" w:space="6" w:color="999999"/>
-          <w:left w:val="dashed" w:sz="6" w:space="6" w:color="999999"/>
-          <w:bottom w:val="dashed" w:sz="6" w:space="6" w:color="999999"/>
-          <w:right w:val="dashed" w:sz="6" w:space="6" w:color="999999"/>
-        </w:pBdr>
-        <w:shd w:val="clear" w:color="auto" w:fill="F7F7F7"/>
-        <w:spacing w:before="120" w:after="60"/>
-        <w:jc w:val="center"/>
-      </w:pPr>
-      <w:r>
-        <w:br/>
-      </w:r>
-      <w:r>
-        <w:br/>
-      </w:r>
-      <w:r>
-        <w:rPr>
-          <w:i/>
-          <w:iCs/>
-          <w:color w:val="666666"/>
-        </w:rPr>
-        <w:t>[ Paste Screenshot 2 here ]</w:t>
-      </w:r>
-      <w:r>
-        <w:br/>
-      </w:r>
-      <w:r>
-        <w:br/>
-      </w:r>
-    </w:p>
-    <w:p>
-      <w:pPr>
-        <w:spacing w:after="200"/>
-        <w:jc w:val="center"/>
-      </w:pPr>
+          <w:lang w:val="bg-BG"/>
+        </w:rPr>
+      </w:pPr>
+      <w:r>
+        <w:t>The system was verified during development: all 49 automated tests pass, the production build outputs 22 static pages, and the live site runs with no console errors. Insert the two screenshots below before submitting.</w:t>
+      </w:r>
       <w:r>
         <w:rPr>
           <w:i/>
@@ -2142,18 +1832,512 @@
           <w:color w:val="666666"/>
           <w:sz w:val="18"/>
           <w:szCs w:val="18"/>
-        </w:rPr>
-        <w:t>Screenshot 2 — T</w:t>
-      </w:r>
-      <w:r>
+          <w:lang w:val="bg-BG"/>
+        </w:rPr>
+        <w:t xml:space="preserve"> </w:t>
+      </w:r>
+    </w:p>
+    <w:p>
+      <w:pPr>
+        <w:spacing w:after="200"/>
+        <w:jc w:val="center"/>
         <w:rPr>
           <w:i/>
           <w:iCs/>
           <w:color w:val="666666"/>
           <w:sz w:val="18"/>
           <w:szCs w:val="18"/>
-        </w:rPr>
-        <w:t>he running site. Run “npm run dev” and open http://localhost:3000; show a recipe (required products, duration, preparation method, photo) and/or the BG↔EN language toggle.</w:t>
+          <w:lang w:val="bg-BG"/>
+        </w:rPr>
+      </w:pPr>
+    </w:p>
+    <w:p>
+      <w:pPr>
+        <w:spacing w:after="200"/>
+        <w:jc w:val="center"/>
+        <w:rPr>
+          <w:i/>
+          <w:iCs/>
+          <w:color w:val="666666"/>
+          <w:sz w:val="18"/>
+          <w:szCs w:val="18"/>
+          <w:lang w:val="bg-BG"/>
+        </w:rPr>
+      </w:pPr>
+      <w:r>
+        <w:rPr>
+          <w:i/>
+          <w:iCs/>
+          <w:noProof/>
+          <w:color w:val="666666"/>
+          <w:sz w:val="18"/>
+          <w:szCs w:val="18"/>
+          <w:lang w:val="bg-BG" w:eastAsia="bg-BG"/>
+        </w:rPr>
+        <w:lastRenderedPageBreak/>
+        <w:drawing>
+          <wp:inline distT="0" distB="0" distL="0" distR="0">
+            <wp:extent cx="5943600" cy="3681564"/>
+            <wp:effectExtent l="19050" t="0" r="0" b="0"/>
+            <wp:docPr id="1" name="Картина 10"/>
+            <wp:cNvGraphicFramePr>
+              <a:graphicFrameLocks xmlns:a="http://schemas.openxmlformats.org/drawingml/2006/main" noChangeAspect="1"/>
+            </wp:cNvGraphicFramePr>
+            <a:graphic xmlns:a="http://schemas.openxmlformats.org/drawingml/2006/main">
+              <a:graphicData uri="http://schemas.openxmlformats.org/drawingml/2006/picture">
+                <pic:pic xmlns:pic="http://schemas.openxmlformats.org/drawingml/2006/picture">
+                  <pic:nvPicPr>
+                    <pic:cNvPr id="0" name="Picture 10"/>
+                    <pic:cNvPicPr>
+                      <a:picLocks noChangeAspect="1" noChangeArrowheads="1"/>
+                    </pic:cNvPicPr>
+                  </pic:nvPicPr>
+                  <pic:blipFill>
+                    <a:blip r:embed="rId7" cstate="print"/>
+                    <a:srcRect/>
+                    <a:stretch>
+                      <a:fillRect/>
+                    </a:stretch>
+                  </pic:blipFill>
+                  <pic:spPr bwMode="auto">
+                    <a:xfrm>
+                      <a:off x="0" y="0"/>
+                      <a:ext cx="5943600" cy="3681564"/>
+                    </a:xfrm>
+                    <a:prstGeom prst="rect">
+                      <a:avLst/>
+                    </a:prstGeom>
+                    <a:noFill/>
+                    <a:ln w="9525">
+                      <a:noFill/>
+                      <a:miter lim="800000"/>
+                      <a:headEnd/>
+                      <a:tailEnd/>
+                    </a:ln>
+                  </pic:spPr>
+                </pic:pic>
+              </a:graphicData>
+            </a:graphic>
+          </wp:inline>
+        </w:drawing>
+      </w:r>
+    </w:p>
+    <w:p>
+      <w:pPr>
+        <w:spacing w:after="200"/>
+        <w:jc w:val="center"/>
+        <w:rPr>
+          <w:i/>
+          <w:iCs/>
+          <w:color w:val="666666"/>
+          <w:sz w:val="18"/>
+          <w:szCs w:val="18"/>
+          <w:lang w:val="bg-BG"/>
+        </w:rPr>
+      </w:pPr>
+    </w:p>
+    <w:p>
+      <w:pPr>
+        <w:spacing w:after="200"/>
+        <w:jc w:val="center"/>
+        <w:rPr>
+          <w:i/>
+          <w:iCs/>
+          <w:color w:val="666666"/>
+          <w:sz w:val="18"/>
+          <w:szCs w:val="18"/>
+          <w:lang w:val="bg-BG"/>
+        </w:rPr>
+      </w:pPr>
+      <w:r>
+        <w:rPr>
+          <w:i/>
+          <w:iCs/>
+          <w:color w:val="666666"/>
+          <w:sz w:val="18"/>
+          <w:szCs w:val="18"/>
+        </w:rPr>
+        <w:t xml:space="preserve">Screenshot 1 — Test suite passing. Produced by running “npm test” </w:t>
+      </w:r>
+    </w:p>
+    <w:p>
+      <w:pPr>
+        <w:spacing w:after="200"/>
+        <w:jc w:val="center"/>
+        <w:rPr>
+          <w:i/>
+          <w:iCs/>
+          <w:color w:val="666666"/>
+          <w:sz w:val="18"/>
+          <w:szCs w:val="18"/>
+          <w:lang w:val="bg-BG"/>
+        </w:rPr>
+      </w:pPr>
+    </w:p>
+    <w:p>
+      <w:pPr>
+        <w:spacing w:after="200"/>
+        <w:jc w:val="center"/>
+        <w:rPr>
+          <w:i/>
+          <w:iCs/>
+          <w:color w:val="666666"/>
+          <w:sz w:val="18"/>
+          <w:szCs w:val="18"/>
+          <w:lang w:val="bg-BG"/>
+        </w:rPr>
+      </w:pPr>
+      <w:r>
+        <w:rPr>
+          <w:i/>
+          <w:iCs/>
+          <w:noProof/>
+          <w:color w:val="666666"/>
+          <w:sz w:val="18"/>
+          <w:szCs w:val="18"/>
+          <w:lang w:val="bg-BG" w:eastAsia="bg-BG"/>
+        </w:rPr>
+        <w:lastRenderedPageBreak/>
+        <w:drawing>
+          <wp:inline distT="0" distB="0" distL="0" distR="0">
+            <wp:extent cx="5943600" cy="4276645"/>
+            <wp:effectExtent l="19050" t="0" r="0" b="0"/>
+            <wp:docPr id="2" name="Картина 13"/>
+            <wp:cNvGraphicFramePr>
+              <a:graphicFrameLocks xmlns:a="http://schemas.openxmlformats.org/drawingml/2006/main" noChangeAspect="1"/>
+            </wp:cNvGraphicFramePr>
+            <a:graphic xmlns:a="http://schemas.openxmlformats.org/drawingml/2006/main">
+              <a:graphicData uri="http://schemas.openxmlformats.org/drawingml/2006/picture">
+                <pic:pic xmlns:pic="http://schemas.openxmlformats.org/drawingml/2006/picture">
+                  <pic:nvPicPr>
+                    <pic:cNvPr id="0" name="Picture 13"/>
+                    <pic:cNvPicPr>
+                      <a:picLocks noChangeAspect="1" noChangeArrowheads="1"/>
+                    </pic:cNvPicPr>
+                  </pic:nvPicPr>
+                  <pic:blipFill>
+                    <a:blip r:embed="rId8" cstate="print"/>
+                    <a:srcRect/>
+                    <a:stretch>
+                      <a:fillRect/>
+                    </a:stretch>
+                  </pic:blipFill>
+                  <pic:spPr bwMode="auto">
+                    <a:xfrm>
+                      <a:off x="0" y="0"/>
+                      <a:ext cx="5943600" cy="4276645"/>
+                    </a:xfrm>
+                    <a:prstGeom prst="rect">
+                      <a:avLst/>
+                    </a:prstGeom>
+                    <a:noFill/>
+                    <a:ln w="9525">
+                      <a:noFill/>
+                      <a:miter lim="800000"/>
+                      <a:headEnd/>
+                      <a:tailEnd/>
+                    </a:ln>
+                  </pic:spPr>
+                </pic:pic>
+              </a:graphicData>
+            </a:graphic>
+          </wp:inline>
+        </w:drawing>
+      </w:r>
+    </w:p>
+    <w:p>
+      <w:pPr>
+        <w:spacing w:after="200"/>
+        <w:jc w:val="center"/>
+        <w:rPr>
+          <w:i/>
+          <w:iCs/>
+          <w:color w:val="666666"/>
+          <w:sz w:val="18"/>
+          <w:szCs w:val="18"/>
+          <w:lang w:val="bg-BG"/>
+        </w:rPr>
+      </w:pPr>
+    </w:p>
+    <w:p>
+      <w:pPr>
+        <w:spacing w:after="200"/>
+        <w:jc w:val="center"/>
+        <w:rPr>
+          <w:i/>
+          <w:iCs/>
+          <w:color w:val="666666"/>
+          <w:sz w:val="18"/>
+          <w:szCs w:val="18"/>
+          <w:lang w:val="bg-BG"/>
+        </w:rPr>
+      </w:pPr>
+      <w:r>
+        <w:rPr>
+          <w:i/>
+          <w:iCs/>
+          <w:color w:val="666666"/>
+          <w:sz w:val="18"/>
+          <w:szCs w:val="18"/>
+        </w:rPr>
+        <w:t>Screenshot 2 —</w:t>
+      </w:r>
+      <w:r>
+        <w:rPr>
+          <w:i/>
+          <w:iCs/>
+          <w:color w:val="666666"/>
+          <w:sz w:val="18"/>
+          <w:szCs w:val="18"/>
+          <w:lang w:val="bg-BG"/>
+        </w:rPr>
+        <w:t xml:space="preserve"> </w:t>
+      </w:r>
+      <w:r>
+        <w:rPr>
+          <w:i/>
+          <w:iCs/>
+          <w:color w:val="666666"/>
+          <w:sz w:val="18"/>
+          <w:szCs w:val="18"/>
+        </w:rPr>
+        <w:t>show a recipe (required products, duration, preparation method, photo) and/or the BG↔EN language toggle.</w:t>
+      </w:r>
+    </w:p>
+    <w:p>
+      <w:pPr>
+        <w:spacing w:after="200"/>
+        <w:jc w:val="center"/>
+        <w:rPr>
+          <w:lang w:val="bg-BG"/>
+        </w:rPr>
+      </w:pPr>
+    </w:p>
+    <w:p>
+      <w:pPr>
+        <w:spacing w:after="200"/>
+        <w:jc w:val="center"/>
+        <w:rPr>
+          <w:lang w:val="bg-BG"/>
+        </w:rPr>
+      </w:pPr>
+      <w:r>
+        <w:rPr>
+          <w:noProof/>
+          <w:lang w:val="bg-BG" w:eastAsia="bg-BG"/>
+        </w:rPr>
+        <w:lastRenderedPageBreak/>
+        <w:drawing>
+          <wp:inline distT="0" distB="0" distL="0" distR="0">
+            <wp:extent cx="5943600" cy="4426156"/>
+            <wp:effectExtent l="19050" t="0" r="0" b="0"/>
+            <wp:docPr id="3" name="Картина 16"/>
+            <wp:cNvGraphicFramePr>
+              <a:graphicFrameLocks xmlns:a="http://schemas.openxmlformats.org/drawingml/2006/main" noChangeAspect="1"/>
+            </wp:cNvGraphicFramePr>
+            <a:graphic xmlns:a="http://schemas.openxmlformats.org/drawingml/2006/main">
+              <a:graphicData uri="http://schemas.openxmlformats.org/drawingml/2006/picture">
+                <pic:pic xmlns:pic="http://schemas.openxmlformats.org/drawingml/2006/picture">
+                  <pic:nvPicPr>
+                    <pic:cNvPr id="0" name="Picture 16"/>
+                    <pic:cNvPicPr>
+                      <a:picLocks noChangeAspect="1" noChangeArrowheads="1"/>
+                    </pic:cNvPicPr>
+                  </pic:nvPicPr>
+                  <pic:blipFill>
+                    <a:blip r:embed="rId9" cstate="print"/>
+                    <a:srcRect/>
+                    <a:stretch>
+                      <a:fillRect/>
+                    </a:stretch>
+                  </pic:blipFill>
+                  <pic:spPr bwMode="auto">
+                    <a:xfrm>
+                      <a:off x="0" y="0"/>
+                      <a:ext cx="5943600" cy="4426156"/>
+                    </a:xfrm>
+                    <a:prstGeom prst="rect">
+                      <a:avLst/>
+                    </a:prstGeom>
+                    <a:noFill/>
+                    <a:ln w="9525">
+                      <a:noFill/>
+                      <a:miter lim="800000"/>
+                      <a:headEnd/>
+                      <a:tailEnd/>
+                    </a:ln>
+                  </pic:spPr>
+                </pic:pic>
+              </a:graphicData>
+            </a:graphic>
+          </wp:inline>
+        </w:drawing>
+      </w:r>
+    </w:p>
+    <w:p>
+      <w:pPr>
+        <w:spacing w:after="200"/>
+        <w:jc w:val="center"/>
+        <w:rPr>
+          <w:i/>
+          <w:iCs/>
+          <w:color w:val="666666"/>
+          <w:sz w:val="18"/>
+          <w:szCs w:val="18"/>
+        </w:rPr>
+      </w:pPr>
+      <w:r>
+        <w:rPr>
+          <w:i/>
+          <w:iCs/>
+          <w:color w:val="666666"/>
+          <w:sz w:val="18"/>
+          <w:szCs w:val="18"/>
+        </w:rPr>
+        <w:t xml:space="preserve">Screenshot </w:t>
+      </w:r>
+      <w:r>
+        <w:rPr>
+          <w:i/>
+          <w:iCs/>
+          <w:color w:val="666666"/>
+          <w:sz w:val="18"/>
+          <w:szCs w:val="18"/>
+          <w:lang w:val="bg-BG"/>
+        </w:rPr>
+        <w:t xml:space="preserve">3 </w:t>
+      </w:r>
+      <w:r>
+        <w:rPr>
+          <w:i/>
+          <w:iCs/>
+          <w:color w:val="666666"/>
+          <w:sz w:val="18"/>
+          <w:szCs w:val="18"/>
+        </w:rPr>
+        <w:t>English interface is working properly</w:t>
+      </w:r>
+    </w:p>
+    <w:p>
+      <w:pPr>
+        <w:spacing w:after="200"/>
+        <w:jc w:val="center"/>
+        <w:rPr>
+          <w:i/>
+          <w:iCs/>
+          <w:noProof/>
+          <w:color w:val="666666"/>
+          <w:sz w:val="18"/>
+          <w:szCs w:val="18"/>
+          <w:lang w:eastAsia="bg-BG"/>
+        </w:rPr>
+      </w:pPr>
+    </w:p>
+    <w:p>
+      <w:pPr>
+        <w:spacing w:after="200"/>
+        <w:jc w:val="center"/>
+        <w:rPr>
+          <w:i/>
+          <w:iCs/>
+          <w:color w:val="666666"/>
+          <w:sz w:val="18"/>
+          <w:szCs w:val="18"/>
+        </w:rPr>
+      </w:pPr>
+      <w:r>
+        <w:rPr>
+          <w:i/>
+          <w:iCs/>
+          <w:noProof/>
+          <w:color w:val="666666"/>
+          <w:sz w:val="18"/>
+          <w:szCs w:val="18"/>
+          <w:lang w:val="bg-BG" w:eastAsia="bg-BG"/>
+        </w:rPr>
+        <w:lastRenderedPageBreak/>
+        <w:drawing>
+          <wp:inline distT="0" distB="0" distL="0" distR="0">
+            <wp:extent cx="5943600" cy="3783609"/>
+            <wp:effectExtent l="19050" t="0" r="0" b="0"/>
+            <wp:docPr id="4" name="Картина 25"/>
+            <wp:cNvGraphicFramePr>
+              <a:graphicFrameLocks xmlns:a="http://schemas.openxmlformats.org/drawingml/2006/main" noChangeAspect="1"/>
+            </wp:cNvGraphicFramePr>
+            <a:graphic xmlns:a="http://schemas.openxmlformats.org/drawingml/2006/main">
+              <a:graphicData uri="http://schemas.openxmlformats.org/drawingml/2006/picture">
+                <pic:pic xmlns:pic="http://schemas.openxmlformats.org/drawingml/2006/picture">
+                  <pic:nvPicPr>
+                    <pic:cNvPr id="0" name="Picture 25"/>
+                    <pic:cNvPicPr>
+                      <a:picLocks noChangeAspect="1" noChangeArrowheads="1"/>
+                    </pic:cNvPicPr>
+                  </pic:nvPicPr>
+                  <pic:blipFill>
+                    <a:blip r:embed="rId10" cstate="print"/>
+                    <a:srcRect/>
+                    <a:stretch>
+                      <a:fillRect/>
+                    </a:stretch>
+                  </pic:blipFill>
+                  <pic:spPr bwMode="auto">
+                    <a:xfrm>
+                      <a:off x="0" y="0"/>
+                      <a:ext cx="5943600" cy="3783609"/>
+                    </a:xfrm>
+                    <a:prstGeom prst="rect">
+                      <a:avLst/>
+                    </a:prstGeom>
+                    <a:noFill/>
+                    <a:ln w="9525">
+                      <a:noFill/>
+                      <a:miter lim="800000"/>
+                      <a:headEnd/>
+                      <a:tailEnd/>
+                    </a:ln>
+                  </pic:spPr>
+                </pic:pic>
+              </a:graphicData>
+            </a:graphic>
+          </wp:inline>
+        </w:drawing>
+      </w:r>
+    </w:p>
+    <w:p>
+      <w:pPr>
+        <w:spacing w:after="200"/>
+        <w:jc w:val="center"/>
+      </w:pPr>
+      <w:r>
+        <w:rPr>
+          <w:i/>
+          <w:iCs/>
+          <w:color w:val="666666"/>
+          <w:sz w:val="18"/>
+          <w:szCs w:val="18"/>
+        </w:rPr>
+        <w:t xml:space="preserve">Screenshot </w:t>
+      </w:r>
+      <w:r>
+        <w:rPr>
+          <w:i/>
+          <w:iCs/>
+          <w:color w:val="666666"/>
+          <w:sz w:val="18"/>
+          <w:szCs w:val="18"/>
+          <w:lang w:val="bg-BG"/>
+        </w:rPr>
+        <w:t>4</w:t>
+      </w:r>
+      <w:r>
+        <w:rPr>
+          <w:i/>
+          <w:iCs/>
+          <w:color w:val="666666"/>
+          <w:sz w:val="18"/>
+          <w:szCs w:val="18"/>
+        </w:rPr>
+        <w:t xml:space="preserve"> Searching by receipt exist</w:t>
       </w:r>
     </w:p>
     <w:p>
@@ -2171,18 +2355,12 @@
       <w:r>
         <w:t xml:space="preserve">Source code: </w:t>
       </w:r>
-      <w:hyperlink r:id="rId7" w:history="1">
+      <w:hyperlink r:id="rId11" w:history="1">
         <w:r>
           <w:rPr>
             <w:rStyle w:val="a5"/>
           </w:rPr>
-          <w:t>[paste your GitHub repo</w:t>
-        </w:r>
-        <w:r>
-          <w:rPr>
-            <w:rStyle w:val="a5"/>
-          </w:rPr>
-          <w:t>sitory link here]</w:t>
+          <w:t>https://github.com/dobynikson-eng/PrjctAi</w:t>
         </w:r>
       </w:hyperlink>
     </w:p>
@@ -2190,6 +2368,11 @@
       <w:pPr>
         <w:spacing w:after="120" w:line="276" w:lineRule="auto"/>
       </w:pPr>
+    </w:p>
+    <w:p>
+      <w:pPr>
+        <w:spacing w:after="120" w:line="276" w:lineRule="auto"/>
+      </w:pPr>
       <w:r>
         <w:rPr>
           <w:b/>
@@ -2237,7 +2420,6 @@
         <w:spacing w:after="80" w:line="276" w:lineRule="auto"/>
       </w:pPr>
       <w:r>
-        <w:lastRenderedPageBreak/>
         <w:t>npm run dev — start the dev server, then open http://localhost:3000.</w:t>
       </w:r>
     </w:p>
@@ -2251,14 +2433,12 @@
         <w:spacing w:after="80" w:line="276" w:lineRule="auto"/>
       </w:pPr>
       <w:r>
-        <w:t>npm run build, t</w:t>
-      </w:r>
-      <w:r>
-        <w:t>hen npx serve out — build and serve the fully offline static site.</w:t>
-      </w:r>
-    </w:p>
+        <w:t>npm run build, then npx serve out — build and serve the fully offline static site.</w:t>
+      </w:r>
+    </w:p>
+    <w:p/>
     <w:sectPr>
-      <w:footerReference w:type="default" r:id="rId8"/>
+      <w:footerReference w:type="default" r:id="rId12"/>
       <w:pgSz w:w="12240" w:h="15840"/>
       <w:pgMar w:top="1440" w:right="1440" w:bottom="1440" w:left="1440" w:header="708" w:footer="708" w:gutter="0"/>
       <w:cols w:space="720"/>
@@ -2332,7 +2512,7 @@
         <w:sz w:val="18"/>
         <w:szCs w:val="18"/>
       </w:rPr>
-      <w:t>1</w:t>
+      <w:t>9</w:t>
     </w:r>
     <w:r>
       <w:rPr>
@@ -2645,7 +2825,7 @@
     <w:lsdException w:name="Medium Shading 2 Accent 1" w:semiHidden="0" w:uiPriority="64" w:unhideWhenUsed="0"/>
     <w:lsdException w:name="Medium List 1 Accent 1" w:semiHidden="0" w:uiPriority="65" w:unhideWhenUsed="0"/>
     <w:lsdException w:name="Revision" w:unhideWhenUsed="0"/>
-    <w:lsdException w:name="List Paragraph" w:semiHidden="0" w:uiPriority="34" w:unhideWhenUsed="0" w:qFormat="1"/>
+    <w:lsdException w:name="List Paragraph" w:semiHidden="0" w:uiPriority="0" w:unhideWhenUsed="0" w:qFormat="1"/>
     <w:lsdException w:name="Quote" w:semiHidden="0" w:uiPriority="29" w:unhideWhenUsed="0" w:qFormat="1"/>
     <w:lsdException w:name="Intense Quote" w:semiHidden="0" w:uiPriority="30" w:unhideWhenUsed="0" w:qFormat="1"/>
     <w:lsdException w:name="Medium List 2 Accent 1" w:semiHidden="0" w:uiPriority="66" w:unhideWhenUsed="0"/>
@@ -2737,13 +2917,13 @@
   <w:style w:type="paragraph" w:default="1" w:styleId="a">
     <w:name w:val="Normal"/>
     <w:qFormat/>
-    <w:rsid w:val="00D924FE"/>
+    <w:rsid w:val="00377B66"/>
   </w:style>
   <w:style w:type="paragraph" w:styleId="1">
     <w:name w:val="heading 1"/>
     <w:uiPriority w:val="9"/>
     <w:qFormat/>
-    <w:rsid w:val="00D924FE"/>
+    <w:rsid w:val="00377B66"/>
     <w:pPr>
       <w:spacing w:before="280" w:after="140"/>
       <w:outlineLvl w:val="0"/>
@@ -2761,7 +2941,7 @@
     <w:uiPriority w:val="9"/>
     <w:unhideWhenUsed/>
     <w:qFormat/>
-    <w:rsid w:val="00D924FE"/>
+    <w:rsid w:val="00377B66"/>
     <w:pPr>
       <w:spacing w:before="200" w:after="100"/>
       <w:outlineLvl w:val="1"/>
@@ -2780,7 +2960,7 @@
     <w:semiHidden/>
     <w:unhideWhenUsed/>
     <w:qFormat/>
-    <w:rsid w:val="00D924FE"/>
+    <w:rsid w:val="00377B66"/>
     <w:pPr>
       <w:outlineLvl w:val="2"/>
     </w:pPr>
@@ -2796,7 +2976,7 @@
     <w:semiHidden/>
     <w:unhideWhenUsed/>
     <w:qFormat/>
-    <w:rsid w:val="00D924FE"/>
+    <w:rsid w:val="00377B66"/>
     <w:pPr>
       <w:outlineLvl w:val="3"/>
     </w:pPr>
@@ -2812,7 +2992,7 @@
     <w:semiHidden/>
     <w:unhideWhenUsed/>
     <w:qFormat/>
-    <w:rsid w:val="00D924FE"/>
+    <w:rsid w:val="00377B66"/>
     <w:pPr>
       <w:outlineLvl w:val="4"/>
     </w:pPr>
@@ -2826,7 +3006,7 @@
     <w:semiHidden/>
     <w:unhideWhenUsed/>
     <w:qFormat/>
-    <w:rsid w:val="00D924FE"/>
+    <w:rsid w:val="00377B66"/>
     <w:pPr>
       <w:outlineLvl w:val="5"/>
     </w:pPr>
@@ -2866,7 +3046,7 @@
     <w:name w:val="Title"/>
     <w:uiPriority w:val="10"/>
     <w:qFormat/>
-    <w:rsid w:val="00D924FE"/>
+    <w:rsid w:val="00377B66"/>
     <w:rPr>
       <w:sz w:val="56"/>
       <w:szCs w:val="56"/>
@@ -2875,7 +3055,7 @@
   <w:style w:type="paragraph" w:customStyle="1" w:styleId="Strong1">
     <w:name w:val="Strong1"/>
     <w:qFormat/>
-    <w:rsid w:val="00D924FE"/>
+    <w:rsid w:val="00377B66"/>
     <w:rPr>
       <w:b/>
       <w:bCs/>
@@ -2884,13 +3064,13 @@
   <w:style w:type="paragraph" w:styleId="a4">
     <w:name w:val="List Paragraph"/>
     <w:qFormat/>
-    <w:rsid w:val="00D924FE"/>
+    <w:rsid w:val="00377B66"/>
   </w:style>
   <w:style w:type="character" w:styleId="a5">
     <w:name w:val="Hyperlink"/>
     <w:uiPriority w:val="99"/>
     <w:unhideWhenUsed/>
-    <w:rsid w:val="00D924FE"/>
+    <w:rsid w:val="00377B66"/>
     <w:rPr>
       <w:color w:val="0563C1"/>
       <w:u w:val="single"/>
@@ -2901,7 +3081,7 @@
     <w:uiPriority w:val="99"/>
     <w:semiHidden/>
     <w:unhideWhenUsed/>
-    <w:rsid w:val="00D924FE"/>
+    <w:rsid w:val="00377B66"/>
     <w:rPr>
       <w:vertAlign w:val="superscript"/>
     </w:rPr>
@@ -2912,7 +3092,7 @@
     <w:uiPriority w:val="99"/>
     <w:semiHidden/>
     <w:unhideWhenUsed/>
-    <w:rsid w:val="00D924FE"/>
+    <w:rsid w:val="00377B66"/>
     <w:rPr>
       <w:sz w:val="20"/>
       <w:szCs w:val="20"/>
@@ -2924,7 +3104,7 @@
     <w:uiPriority w:val="99"/>
     <w:semiHidden/>
     <w:unhideWhenUsed/>
-    <w:rsid w:val="00D924FE"/>
+    <w:rsid w:val="00377B66"/>
     <w:rPr>
       <w:sz w:val="20"/>
       <w:szCs w:val="20"/>
@@ -2935,7 +3115,7 @@
     <w:uiPriority w:val="99"/>
     <w:semiHidden/>
     <w:unhideWhenUsed/>
-    <w:rsid w:val="00D924FE"/>
+    <w:rsid w:val="00377B66"/>
     <w:rPr>
       <w:vertAlign w:val="superscript"/>
     </w:rPr>
@@ -2946,7 +3126,7 @@
     <w:uiPriority w:val="99"/>
     <w:semiHidden/>
     <w:unhideWhenUsed/>
-    <w:rsid w:val="00D924FE"/>
+    <w:rsid w:val="00377B66"/>
     <w:rPr>
       <w:sz w:val="20"/>
       <w:szCs w:val="20"/>
@@ -2958,10 +3138,37 @@
     <w:uiPriority w:val="99"/>
     <w:semiHidden/>
     <w:unhideWhenUsed/>
-    <w:rsid w:val="00D924FE"/>
+    <w:rsid w:val="00377B66"/>
     <w:rPr>
       <w:sz w:val="20"/>
       <w:szCs w:val="20"/>
+    </w:rPr>
+  </w:style>
+  <w:style w:type="paragraph" w:styleId="ac">
+    <w:name w:val="Balloon Text"/>
+    <w:basedOn w:val="a"/>
+    <w:link w:val="ad"/>
+    <w:uiPriority w:val="99"/>
+    <w:semiHidden/>
+    <w:unhideWhenUsed/>
+    <w:rsid w:val="004D60D6"/>
+    <w:rPr>
+      <w:rFonts w:ascii="Tahoma" w:hAnsi="Tahoma" w:cs="Tahoma"/>
+      <w:sz w:val="16"/>
+      <w:szCs w:val="16"/>
+    </w:rPr>
+  </w:style>
+  <w:style w:type="character" w:customStyle="1" w:styleId="ad">
+    <w:name w:val="Изнесен текст Знак"/>
+    <w:basedOn w:val="a0"/>
+    <w:link w:val="ac"/>
+    <w:uiPriority w:val="99"/>
+    <w:semiHidden/>
+    <w:rsid w:val="004D60D6"/>
+    <w:rPr>
+      <w:rFonts w:ascii="Tahoma" w:hAnsi="Tahoma" w:cs="Tahoma"/>
+      <w:sz w:val="16"/>
+      <w:szCs w:val="16"/>
     </w:rPr>
   </w:style>
 </w:styles>
@@ -3276,7 +3483,7 @@
   <a:extraClrSchemeLst/>
   <a:extLst>
     <a:ext uri="{05A4C25C-085E-4340-85A3-A5531E510DB2}">
-      <thm15:themeFamily xmlns:thm15="http://schemas.microsoft.com/office/thememl/2012/main" xmlns="" name="Office Theme" id="{2E142A2C-CD16-42D6-873A-C26D2A0506FA}" vid="{1BDDFF52-6CD6-40A5-AB3C-68EB2F1E4D0A}"/>
+      <thm15:themeFamily xmlns="" xmlns:thm15="http://schemas.microsoft.com/office/thememl/2012/main" name="Office Theme" id="{2E142A2C-CD16-42D6-873A-C26D2A0506FA}" vid="{1BDDFF52-6CD6-40A5-AB3C-68EB2F1E4D0A}"/>
     </a:ext>
   </a:extLst>
 </a:theme>

--- a/Dobbys-Culinary-Page-Documentation.docx
+++ b/Dobbys-Culinary-Page-Documentation.docx
@@ -2351,6 +2351,9 @@
     <w:p>
       <w:pPr>
         <w:spacing w:after="120" w:line="276" w:lineRule="auto"/>
+        <w:rPr>
+          <w:lang w:val="bg-BG"/>
+        </w:rPr>
       </w:pPr>
       <w:r>
         <w:t xml:space="preserve">Source code: </w:t>
@@ -2363,6 +2366,49 @@
           <w:t>https://github.com/dobynikson-eng/PrjctAi</w:t>
         </w:r>
       </w:hyperlink>
+    </w:p>
+    <w:p>
+      <w:pPr>
+        <w:spacing w:after="120" w:line="276" w:lineRule="auto"/>
+        <w:rPr>
+          <w:lang w:val="bg-BG"/>
+        </w:rPr>
+      </w:pPr>
+    </w:p>
+    <w:p>
+      <w:r>
+        <w:t xml:space="preserve">cd </w:t>
+      </w:r>
+      <w:r>
+        <w:t>%</w:t>
+      </w:r>
+      <w:r>
+        <w:t>DIR</w:t>
+      </w:r>
+      <w:r>
+        <w:t>\PrjctAi\PrjctAi\dobbys-culinary-page\dobbys-culinary-page</w:t>
+      </w:r>
+    </w:p>
+    <w:p>
+      <w:r>
+        <w:t>npm install</w:t>
+      </w:r>
+    </w:p>
+    <w:p>
+      <w:pPr>
+        <w:spacing w:after="200" w:line="276" w:lineRule="auto"/>
+      </w:pPr>
+      <w:r>
+        <w:t>npm run dev</w:t>
+      </w:r>
+    </w:p>
+    <w:p>
+      <w:pPr>
+        <w:spacing w:after="120" w:line="276" w:lineRule="auto"/>
+        <w:rPr>
+          <w:lang w:val="bg-BG"/>
+        </w:rPr>
+      </w:pPr>
     </w:p>
     <w:p>
       <w:pPr>
@@ -3483,7 +3529,7 @@
   <a:extraClrSchemeLst/>
   <a:extLst>
     <a:ext uri="{05A4C25C-085E-4340-85A3-A5531E510DB2}">
-      <thm15:themeFamily xmlns="" xmlns:thm15="http://schemas.microsoft.com/office/thememl/2012/main" name="Office Theme" id="{2E142A2C-CD16-42D6-873A-C26D2A0506FA}" vid="{1BDDFF52-6CD6-40A5-AB3C-68EB2F1E4D0A}"/>
+      <thm15:themeFamily xmlns:thm15="http://schemas.microsoft.com/office/thememl/2012/main" xmlns="" name="Office Theme" id="{2E142A2C-CD16-42D6-873A-C26D2A0506FA}" vid="{1BDDFF52-6CD6-40A5-AB3C-68EB2F1E4D0A}"/>
     </a:ext>
   </a:extLst>
 </a:theme>
